--- a/docs/LogBooks/Matthew/README.docx
+++ b/docs/LogBooks/Matthew/README.docx
@@ -9,18 +9,20 @@
       </w:pPr>
       <w:bookmarkStart w:id="0" w:name="_Toc213336804"/>
       <w:r>
-        <w:t>Matthew Murnin’s</w:t>
-      </w:r>
-      <w:r>
-        <w:t xml:space="preserve"> Log</w:t>
-      </w:r>
-      <w:r>
-        <w:t>s</w:t>
+        <w:t>Matthew Murnin’s Logs</w:t>
       </w:r>
       <w:bookmarkEnd w:id="0"/>
     </w:p>
     <w:sdt>
       <w:sdtPr>
+        <w:rPr>
+          <w:rFonts w:asciiTheme="minorHAnsi" w:eastAsiaTheme="minorEastAsia" w:hAnsiTheme="minorHAnsi" w:cstheme="minorBidi"/>
+          <w:b w:val="0"/>
+          <w:bCs w:val="0"/>
+          <w:color w:val="auto"/>
+          <w:sz w:val="22"/>
+          <w:szCs w:val="22"/>
+        </w:rPr>
         <w:id w:val="-1963410270"/>
         <w:docPartObj>
           <w:docPartGallery w:val="Table of Contents"/>
@@ -29,11 +31,7 @@
       </w:sdtPr>
       <w:sdtEndPr>
         <w:rPr>
-          <w:rFonts w:asciiTheme="minorHAnsi" w:eastAsiaTheme="minorEastAsia" w:hAnsiTheme="minorHAnsi" w:cstheme="minorBidi"/>
           <w:noProof/>
-          <w:color w:val="auto"/>
-          <w:sz w:val="22"/>
-          <w:szCs w:val="22"/>
         </w:rPr>
       </w:sdtEndPr>
       <w:sdtContent>
@@ -909,17 +907,8 @@
           <w:i/>
           <w:iCs/>
         </w:rPr>
-        <w:t xml:space="preserve">*(Azure account already exists, so payment may be </w:t>
+        <w:t>*(Azure account already exists, so payment may be deferred)*</w:t>
       </w:r>
-      <w:proofErr w:type="gramStart"/>
-      <w:r>
-        <w:rPr>
-          <w:i/>
-          <w:iCs/>
-        </w:rPr>
-        <w:t>deferred)*</w:t>
-      </w:r>
-      <w:proofErr w:type="gramEnd"/>
       <w:r>
         <w:t xml:space="preserve">  </w:t>
       </w:r>
@@ -934,23 +923,7 @@
           <w:b/>
           <w:bCs/>
         </w:rPr>
-        <w:t>**Azure Web App (Basic B1 Plan, ~1 vCPU, 1.75GB RAM</w:t>
-      </w:r>
-      <w:proofErr w:type="gramStart"/>
-      <w:r>
-        <w:rPr>
-          <w:b/>
-          <w:bCs/>
-        </w:rPr>
-        <w:t>):*</w:t>
-      </w:r>
-      <w:proofErr w:type="gramEnd"/>
-      <w:r>
-        <w:rPr>
-          <w:b/>
-          <w:bCs/>
-        </w:rPr>
-        <w:t>*</w:t>
+        <w:t>**Azure Web App (Basic B1 Plan, ~1 vCPU, 1.75GB RAM):**</w:t>
       </w:r>
       <w:r>
         <w:t xml:space="preserve"> $55/month  </w:t>
@@ -995,23 +968,7 @@
           <w:b/>
           <w:bCs/>
         </w:rPr>
-        <w:t xml:space="preserve">**Bandwidth &amp; Scaling </w:t>
-      </w:r>
-      <w:proofErr w:type="gramStart"/>
-      <w:r>
-        <w:rPr>
-          <w:b/>
-          <w:bCs/>
-        </w:rPr>
-        <w:t>Allowance:*</w:t>
-      </w:r>
-      <w:proofErr w:type="gramEnd"/>
-      <w:r>
-        <w:rPr>
-          <w:b/>
-          <w:bCs/>
-        </w:rPr>
-        <w:t>*</w:t>
+        <w:t>**Bandwidth &amp; Scaling Allowance:**</w:t>
       </w:r>
       <w:r>
         <w:t xml:space="preserve"> $15/month  </w:t>
@@ -1070,23 +1027,7 @@
           <w:b/>
           <w:bCs/>
         </w:rPr>
-        <w:t xml:space="preserve">### **Total Monthly Cloud </w:t>
-      </w:r>
-      <w:proofErr w:type="gramStart"/>
-      <w:r>
-        <w:rPr>
-          <w:b/>
-          <w:bCs/>
-        </w:rPr>
-        <w:t>Costs:*</w:t>
-      </w:r>
-      <w:proofErr w:type="gramEnd"/>
-      <w:r>
-        <w:rPr>
-          <w:b/>
-          <w:bCs/>
-        </w:rPr>
-        <w:t>* ~$150  </w:t>
+        <w:t>### **Total Monthly Cloud Costs:** ~$150  </w:t>
       </w:r>
     </w:p>
     <w:p>
@@ -1095,23 +1036,7 @@
           <w:b/>
           <w:bCs/>
         </w:rPr>
-        <w:t>### **Estimated Annual Cost (12 months</w:t>
-      </w:r>
-      <w:proofErr w:type="gramStart"/>
-      <w:r>
-        <w:rPr>
-          <w:b/>
-          <w:bCs/>
-        </w:rPr>
-        <w:t>):*</w:t>
-      </w:r>
-      <w:proofErr w:type="gramEnd"/>
-      <w:r>
-        <w:rPr>
-          <w:b/>
-          <w:bCs/>
-        </w:rPr>
-        <w:t>* $1,800</w:t>
+        <w:t>### **Estimated Annual Cost (12 months):** $1,800</w:t>
       </w:r>
     </w:p>
     <w:p/>
@@ -1153,6 +1078,9 @@
     </w:p>
     <w:p>
       <w:r>
+        <w:rPr>
+          <w:noProof/>
+        </w:rPr>
         <w:drawing>
           <wp:inline distT="0" distB="0" distL="0" distR="0" wp14:anchorId="540FDAB2" wp14:editId="41DE82BC">
             <wp:extent cx="3890440" cy="6257925"/>
@@ -1245,11 +1173,9 @@
     <w:p>
       <w:pPr>
         <w:pStyle w:val="Heading2"/>
-        <w:pageBreakBefore/>
       </w:pPr>
       <w:bookmarkStart w:id="6" w:name="_Toc213336811"/>
       <w:r>
-        <w:lastRenderedPageBreak/>
         <w:t>11/3/2025</w:t>
       </w:r>
       <w:bookmarkEnd w:id="6"/>
@@ -1265,6 +1191,107 @@
         <w:t>meeting to begin coding the web app</w:t>
       </w:r>
     </w:p>
+    <w:p>
+      <w:pPr>
+        <w:pStyle w:val="Heading2"/>
+      </w:pPr>
+      <w:r>
+        <w:t>11/</w:t>
+      </w:r>
+      <w:r>
+        <w:t>11</w:t>
+      </w:r>
+      <w:r>
+        <w:t>/2025</w:t>
+      </w:r>
+    </w:p>
+    <w:p>
+      <w:r>
+        <w:t xml:space="preserve">- Held team meeting </w:t>
+      </w:r>
+      <w:r>
+        <w:t>on Concept Design Review</w:t>
+      </w:r>
+    </w:p>
+    <w:p>
+      <w:r>
+        <w:t>- My job: Budget, Risks, and Mitigation</w:t>
+      </w:r>
+    </w:p>
+    <w:p>
+      <w:r>
+        <w:t>Risks:</w:t>
+      </w:r>
+    </w:p>
+    <w:p>
+      <w:pPr>
+        <w:pStyle w:val="ListParagraph"/>
+        <w:numPr>
+          <w:ilvl w:val="0"/>
+          <w:numId w:val="14"/>
+        </w:numPr>
+      </w:pPr>
+      <w:r>
+        <w:t>Farmer PII / Farm Data</w:t>
+      </w:r>
+    </w:p>
+    <w:p>
+      <w:pPr>
+        <w:pStyle w:val="ListParagraph"/>
+        <w:numPr>
+          <w:ilvl w:val="0"/>
+          <w:numId w:val="14"/>
+        </w:numPr>
+      </w:pPr>
+      <w:r>
+        <w:t>Session Hijacking. Make sure we log out</w:t>
+      </w:r>
+    </w:p>
+    <w:p>
+      <w:r>
+        <w:t>Mitigations:</w:t>
+      </w:r>
+    </w:p>
+    <w:p>
+      <w:pPr>
+        <w:pStyle w:val="ListParagraph"/>
+        <w:numPr>
+          <w:ilvl w:val="0"/>
+          <w:numId w:val="14"/>
+        </w:numPr>
+      </w:pPr>
+      <w:r>
+        <w:t>Login info: SQLite, Django auto salts &amp; hashes them</w:t>
+      </w:r>
+    </w:p>
+    <w:p>
+      <w:pPr>
+        <w:pStyle w:val="ListParagraph"/>
+        <w:numPr>
+          <w:ilvl w:val="0"/>
+          <w:numId w:val="14"/>
+        </w:numPr>
+      </w:pPr>
+      <w:r>
+        <w:t>Farm Data: Encrypted Json File (just coords &amp; yield for farm)</w:t>
+      </w:r>
+    </w:p>
+    <w:p>
+      <w:pPr>
+        <w:pStyle w:val="ListParagraph"/>
+        <w:numPr>
+          <w:ilvl w:val="0"/>
+          <w:numId w:val="14"/>
+        </w:numPr>
+      </w:pPr>
+      <w:r>
+        <w:t>Session hijacking:</w:t>
+      </w:r>
+      <w:r>
+        <w:t xml:space="preserve"> stored in cookies</w:t>
+      </w:r>
+    </w:p>
+    <w:p/>
     <w:p/>
     <w:sectPr>
       <w:pgSz w:w="12240" w:h="15840"/>
@@ -1789,6 +1816,118 @@
     </w:lvl>
   </w:abstractNum>
   <w:abstractNum w:abstractNumId="12" w15:restartNumberingAfterBreak="0">
+    <w:nsid w:val="71BD2898"/>
+    <w:multiLevelType w:val="hybridMultilevel"/>
+    <w:tmpl w:val="FFE0BD2C"/>
+    <w:lvl w:ilvl="0" w:tplc="AEA6C0B2">
+      <w:numFmt w:val="bullet"/>
+      <w:lvlText w:val="-"/>
+      <w:lvlJc w:val="left"/>
+      <w:pPr>
+        <w:ind w:left="720" w:hanging="360"/>
+      </w:pPr>
+      <w:rPr>
+        <w:rFonts w:ascii="Cambria" w:eastAsiaTheme="minorEastAsia" w:hAnsi="Cambria" w:cstheme="minorBidi" w:hint="default"/>
+      </w:rPr>
+    </w:lvl>
+    <w:lvl w:ilvl="1" w:tplc="04090003" w:tentative="1">
+      <w:start w:val="1"/>
+      <w:numFmt w:val="bullet"/>
+      <w:lvlText w:val="o"/>
+      <w:lvlJc w:val="left"/>
+      <w:pPr>
+        <w:ind w:left="1440" w:hanging="360"/>
+      </w:pPr>
+      <w:rPr>
+        <w:rFonts w:ascii="Courier New" w:hAnsi="Courier New" w:cs="Courier New" w:hint="default"/>
+      </w:rPr>
+    </w:lvl>
+    <w:lvl w:ilvl="2" w:tplc="04090005" w:tentative="1">
+      <w:start w:val="1"/>
+      <w:numFmt w:val="bullet"/>
+      <w:lvlText w:val=""/>
+      <w:lvlJc w:val="left"/>
+      <w:pPr>
+        <w:ind w:left="2160" w:hanging="360"/>
+      </w:pPr>
+      <w:rPr>
+        <w:rFonts w:ascii="Wingdings" w:hAnsi="Wingdings" w:hint="default"/>
+      </w:rPr>
+    </w:lvl>
+    <w:lvl w:ilvl="3" w:tplc="04090001" w:tentative="1">
+      <w:start w:val="1"/>
+      <w:numFmt w:val="bullet"/>
+      <w:lvlText w:val=""/>
+      <w:lvlJc w:val="left"/>
+      <w:pPr>
+        <w:ind w:left="2880" w:hanging="360"/>
+      </w:pPr>
+      <w:rPr>
+        <w:rFonts w:ascii="Symbol" w:hAnsi="Symbol" w:hint="default"/>
+      </w:rPr>
+    </w:lvl>
+    <w:lvl w:ilvl="4" w:tplc="04090003" w:tentative="1">
+      <w:start w:val="1"/>
+      <w:numFmt w:val="bullet"/>
+      <w:lvlText w:val="o"/>
+      <w:lvlJc w:val="left"/>
+      <w:pPr>
+        <w:ind w:left="3600" w:hanging="360"/>
+      </w:pPr>
+      <w:rPr>
+        <w:rFonts w:ascii="Courier New" w:hAnsi="Courier New" w:cs="Courier New" w:hint="default"/>
+      </w:rPr>
+    </w:lvl>
+    <w:lvl w:ilvl="5" w:tplc="04090005" w:tentative="1">
+      <w:start w:val="1"/>
+      <w:numFmt w:val="bullet"/>
+      <w:lvlText w:val=""/>
+      <w:lvlJc w:val="left"/>
+      <w:pPr>
+        <w:ind w:left="4320" w:hanging="360"/>
+      </w:pPr>
+      <w:rPr>
+        <w:rFonts w:ascii="Wingdings" w:hAnsi="Wingdings" w:hint="default"/>
+      </w:rPr>
+    </w:lvl>
+    <w:lvl w:ilvl="6" w:tplc="04090001" w:tentative="1">
+      <w:start w:val="1"/>
+      <w:numFmt w:val="bullet"/>
+      <w:lvlText w:val=""/>
+      <w:lvlJc w:val="left"/>
+      <w:pPr>
+        <w:ind w:left="5040" w:hanging="360"/>
+      </w:pPr>
+      <w:rPr>
+        <w:rFonts w:ascii="Symbol" w:hAnsi="Symbol" w:hint="default"/>
+      </w:rPr>
+    </w:lvl>
+    <w:lvl w:ilvl="7" w:tplc="04090003" w:tentative="1">
+      <w:start w:val="1"/>
+      <w:numFmt w:val="bullet"/>
+      <w:lvlText w:val="o"/>
+      <w:lvlJc w:val="left"/>
+      <w:pPr>
+        <w:ind w:left="5760" w:hanging="360"/>
+      </w:pPr>
+      <w:rPr>
+        <w:rFonts w:ascii="Courier New" w:hAnsi="Courier New" w:cs="Courier New" w:hint="default"/>
+      </w:rPr>
+    </w:lvl>
+    <w:lvl w:ilvl="8" w:tplc="04090005" w:tentative="1">
+      <w:start w:val="1"/>
+      <w:numFmt w:val="bullet"/>
+      <w:lvlText w:val=""/>
+      <w:lvlJc w:val="left"/>
+      <w:pPr>
+        <w:ind w:left="6480" w:hanging="360"/>
+      </w:pPr>
+      <w:rPr>
+        <w:rFonts w:ascii="Wingdings" w:hAnsi="Wingdings" w:hint="default"/>
+      </w:rPr>
+    </w:lvl>
+  </w:abstractNum>
+  <w:abstractNum w:abstractNumId="13" w15:restartNumberingAfterBreak="0">
     <w:nsid w:val="7C6C03B4"/>
     <w:multiLevelType w:val="hybridMultilevel"/>
     <w:tmpl w:val="7936750A"/>
@@ -1929,7 +2068,7 @@
     <w:abstractNumId w:val="0"/>
   </w:num>
   <w:num w:numId="10" w16cid:durableId="1021710109">
-    <w:abstractNumId w:val="12"/>
+    <w:abstractNumId w:val="13"/>
   </w:num>
   <w:num w:numId="11" w16cid:durableId="2075152339">
     <w:abstractNumId w:val="10"/>
@@ -1939,6 +2078,9 @@
   </w:num>
   <w:num w:numId="13" w16cid:durableId="311520092">
     <w:abstractNumId w:val="9"/>
+  </w:num>
+  <w:num w:numId="14" w16cid:durableId="1000891747">
+    <w:abstractNumId w:val="12"/>
   </w:num>
 </w:numbering>
 </file>
@@ -2546,6 +2688,7 @@
   <w:style w:type="character" w:default="1" w:styleId="DefaultParagraphFont">
     <w:name w:val="Default Paragraph Font"/>
     <w:uiPriority w:val="1"/>
+    <w:semiHidden/>
     <w:unhideWhenUsed/>
   </w:style>
   <w:style w:type="table" w:default="1" w:styleId="TableNormal">

--- a/docs/LogBooks/Matthew/README.docx
+++ b/docs/LogBooks/Matthew/README.docx
@@ -907,8 +907,17 @@
           <w:i/>
           <w:iCs/>
         </w:rPr>
-        <w:t>*(Azure account already exists, so payment may be deferred)*</w:t>
+        <w:t xml:space="preserve">*(Azure account already exists, so payment may be </w:t>
       </w:r>
+      <w:proofErr w:type="gramStart"/>
+      <w:r>
+        <w:rPr>
+          <w:i/>
+          <w:iCs/>
+        </w:rPr>
+        <w:t>deferred)*</w:t>
+      </w:r>
+      <w:proofErr w:type="gramEnd"/>
       <w:r>
         <w:t xml:space="preserve">  </w:t>
       </w:r>
@@ -923,7 +932,23 @@
           <w:b/>
           <w:bCs/>
         </w:rPr>
-        <w:t>**Azure Web App (Basic B1 Plan, ~1 vCPU, 1.75GB RAM):**</w:t>
+        <w:t>**Azure Web App (Basic B1 Plan, ~1 vCPU, 1.75GB RAM</w:t>
+      </w:r>
+      <w:proofErr w:type="gramStart"/>
+      <w:r>
+        <w:rPr>
+          <w:b/>
+          <w:bCs/>
+        </w:rPr>
+        <w:t>):*</w:t>
+      </w:r>
+      <w:proofErr w:type="gramEnd"/>
+      <w:r>
+        <w:rPr>
+          <w:b/>
+          <w:bCs/>
+        </w:rPr>
+        <w:t>*</w:t>
       </w:r>
       <w:r>
         <w:t xml:space="preserve"> $55/month  </w:t>
@@ -968,7 +993,23 @@
           <w:b/>
           <w:bCs/>
         </w:rPr>
-        <w:t>**Bandwidth &amp; Scaling Allowance:**</w:t>
+        <w:t xml:space="preserve">**Bandwidth &amp; Scaling </w:t>
+      </w:r>
+      <w:proofErr w:type="gramStart"/>
+      <w:r>
+        <w:rPr>
+          <w:b/>
+          <w:bCs/>
+        </w:rPr>
+        <w:t>Allowance:*</w:t>
+      </w:r>
+      <w:proofErr w:type="gramEnd"/>
+      <w:r>
+        <w:rPr>
+          <w:b/>
+          <w:bCs/>
+        </w:rPr>
+        <w:t>*</w:t>
       </w:r>
       <w:r>
         <w:t xml:space="preserve"> $15/month  </w:t>
@@ -1027,7 +1068,23 @@
           <w:b/>
           <w:bCs/>
         </w:rPr>
-        <w:t>### **Total Monthly Cloud Costs:** ~$150  </w:t>
+        <w:t xml:space="preserve">### **Total Monthly Cloud </w:t>
+      </w:r>
+      <w:proofErr w:type="gramStart"/>
+      <w:r>
+        <w:rPr>
+          <w:b/>
+          <w:bCs/>
+        </w:rPr>
+        <w:t>Costs:*</w:t>
+      </w:r>
+      <w:proofErr w:type="gramEnd"/>
+      <w:r>
+        <w:rPr>
+          <w:b/>
+          <w:bCs/>
+        </w:rPr>
+        <w:t>* ~$150  </w:t>
       </w:r>
     </w:p>
     <w:p>
@@ -1036,7 +1093,23 @@
           <w:b/>
           <w:bCs/>
         </w:rPr>
-        <w:t>### **Estimated Annual Cost (12 months):** $1,800</w:t>
+        <w:t>### **Estimated Annual Cost (12 months</w:t>
+      </w:r>
+      <w:proofErr w:type="gramStart"/>
+      <w:r>
+        <w:rPr>
+          <w:b/>
+          <w:bCs/>
+        </w:rPr>
+        <w:t>):*</w:t>
+      </w:r>
+      <w:proofErr w:type="gramEnd"/>
+      <w:r>
+        <w:rPr>
+          <w:b/>
+          <w:bCs/>
+        </w:rPr>
+        <w:t>* $1,800</w:t>
       </w:r>
     </w:p>
     <w:p/>
@@ -1167,7 +1240,20 @@
     </w:p>
     <w:p>
       <w:r>
-        <w:t>- Changed backend documents to `.uml`</w:t>
+        <w:t xml:space="preserve">- Changed backend documents to </w:t>
+      </w:r>
+      <w:proofErr w:type="gramStart"/>
+      <w:r>
+        <w:t>`.</w:t>
+      </w:r>
+      <w:proofErr w:type="spellStart"/>
+      <w:r>
+        <w:t>uml</w:t>
+      </w:r>
+      <w:proofErr w:type="spellEnd"/>
+      <w:proofErr w:type="gramEnd"/>
+      <w:r>
+        <w:t>`</w:t>
       </w:r>
     </w:p>
     <w:p>
@@ -1196,21 +1282,12 @@
         <w:pStyle w:val="Heading2"/>
       </w:pPr>
       <w:r>
-        <w:t>11/</w:t>
-      </w:r>
-      <w:r>
-        <w:t>11</w:t>
-      </w:r>
-      <w:r>
-        <w:t>/2025</w:t>
+        <w:t>11/11/2025</w:t>
       </w:r>
     </w:p>
     <w:p>
       <w:r>
-        <w:t xml:space="preserve">- Held team meeting </w:t>
-      </w:r>
-      <w:r>
-        <w:t>on Concept Design Review</w:t>
+        <w:t>- Held team meeting on Concept Design Review</w:t>
       </w:r>
     </w:p>
     <w:p>

--- a/docs/LogBooks/Matthew/README.docx
+++ b/docs/LogBooks/Matthew/README.docx
@@ -1244,13 +1244,8 @@
       </w:r>
       <w:proofErr w:type="gramStart"/>
       <w:r>
-        <w:t>`.</w:t>
+        <w:t>`.uml</w:t>
       </w:r>
-      <w:proofErr w:type="spellStart"/>
-      <w:r>
-        <w:t>uml</w:t>
-      </w:r>
-      <w:proofErr w:type="spellEnd"/>
       <w:proofErr w:type="gramEnd"/>
       <w:r>
         <w:t>`</w:t>
@@ -1366,6 +1361,38 @@
       </w:r>
       <w:r>
         <w:t xml:space="preserve"> stored in cookies</w:t>
+      </w:r>
+    </w:p>
+    <w:p>
+      <w:pPr>
+        <w:pStyle w:val="Heading2"/>
+      </w:pPr>
+      <w:r>
+        <w:t>11/1</w:t>
+      </w:r>
+      <w:r>
+        <w:t>8</w:t>
+      </w:r>
+      <w:r>
+        <w:t>/2025</w:t>
+      </w:r>
+    </w:p>
+    <w:p>
+      <w:r>
+        <w:t xml:space="preserve">- </w:t>
+      </w:r>
+      <w:r>
+        <w:t>Complete test for GeoTiff Generation</w:t>
+      </w:r>
+    </w:p>
+    <w:p>
+      <w:r>
+        <w:t>- Implemented a way to convert coordinates into a TIF file (contains coords and elevation)</w:t>
+      </w:r>
+    </w:p>
+    <w:p>
+      <w:r>
+        <w:t>- Held a meeting discussing backend + combining this with the TIF parser Bradyn created.</w:t>
       </w:r>
     </w:p>
     <w:p/>

--- a/docs/LogBooks/Matthew/README.docx
+++ b/docs/LogBooks/Matthew/README.docx
@@ -907,17 +907,8 @@
           <w:i/>
           <w:iCs/>
         </w:rPr>
-        <w:t xml:space="preserve">*(Azure account already exists, so payment may be </w:t>
+        <w:t>*(Azure account already exists, so payment may be deferred)*</w:t>
       </w:r>
-      <w:proofErr w:type="gramStart"/>
-      <w:r>
-        <w:rPr>
-          <w:i/>
-          <w:iCs/>
-        </w:rPr>
-        <w:t>deferred)*</w:t>
-      </w:r>
-      <w:proofErr w:type="gramEnd"/>
       <w:r>
         <w:t xml:space="preserve">  </w:t>
       </w:r>
@@ -932,23 +923,7 @@
           <w:b/>
           <w:bCs/>
         </w:rPr>
-        <w:t>**Azure Web App (Basic B1 Plan, ~1 vCPU, 1.75GB RAM</w:t>
-      </w:r>
-      <w:proofErr w:type="gramStart"/>
-      <w:r>
-        <w:rPr>
-          <w:b/>
-          <w:bCs/>
-        </w:rPr>
-        <w:t>):*</w:t>
-      </w:r>
-      <w:proofErr w:type="gramEnd"/>
-      <w:r>
-        <w:rPr>
-          <w:b/>
-          <w:bCs/>
-        </w:rPr>
-        <w:t>*</w:t>
+        <w:t>**Azure Web App (Basic B1 Plan, ~1 vCPU, 1.75GB RAM):**</w:t>
       </w:r>
       <w:r>
         <w:t xml:space="preserve"> $55/month  </w:t>
@@ -993,23 +968,7 @@
           <w:b/>
           <w:bCs/>
         </w:rPr>
-        <w:t xml:space="preserve">**Bandwidth &amp; Scaling </w:t>
-      </w:r>
-      <w:proofErr w:type="gramStart"/>
-      <w:r>
-        <w:rPr>
-          <w:b/>
-          <w:bCs/>
-        </w:rPr>
-        <w:t>Allowance:*</w:t>
-      </w:r>
-      <w:proofErr w:type="gramEnd"/>
-      <w:r>
-        <w:rPr>
-          <w:b/>
-          <w:bCs/>
-        </w:rPr>
-        <w:t>*</w:t>
+        <w:t>**Bandwidth &amp; Scaling Allowance:**</w:t>
       </w:r>
       <w:r>
         <w:t xml:space="preserve"> $15/month  </w:t>
@@ -1068,23 +1027,7 @@
           <w:b/>
           <w:bCs/>
         </w:rPr>
-        <w:t xml:space="preserve">### **Total Monthly Cloud </w:t>
-      </w:r>
-      <w:proofErr w:type="gramStart"/>
-      <w:r>
-        <w:rPr>
-          <w:b/>
-          <w:bCs/>
-        </w:rPr>
-        <w:t>Costs:*</w:t>
-      </w:r>
-      <w:proofErr w:type="gramEnd"/>
-      <w:r>
-        <w:rPr>
-          <w:b/>
-          <w:bCs/>
-        </w:rPr>
-        <w:t>* ~$150  </w:t>
+        <w:t>### **Total Monthly Cloud Costs:** ~$150  </w:t>
       </w:r>
     </w:p>
     <w:p>
@@ -1093,23 +1036,7 @@
           <w:b/>
           <w:bCs/>
         </w:rPr>
-        <w:t>### **Estimated Annual Cost (12 months</w:t>
-      </w:r>
-      <w:proofErr w:type="gramStart"/>
-      <w:r>
-        <w:rPr>
-          <w:b/>
-          <w:bCs/>
-        </w:rPr>
-        <w:t>):*</w:t>
-      </w:r>
-      <w:proofErr w:type="gramEnd"/>
-      <w:r>
-        <w:rPr>
-          <w:b/>
-          <w:bCs/>
-        </w:rPr>
-        <w:t>* $1,800</w:t>
+        <w:t>### **Estimated Annual Cost (12 months):** $1,800</w:t>
       </w:r>
     </w:p>
     <w:p/>
@@ -1240,15 +1167,7 @@
     </w:p>
     <w:p>
       <w:r>
-        <w:t xml:space="preserve">- Changed backend documents to </w:t>
-      </w:r>
-      <w:proofErr w:type="gramStart"/>
-      <w:r>
-        <w:t>`.uml</w:t>
-      </w:r>
-      <w:proofErr w:type="gramEnd"/>
-      <w:r>
-        <w:t>`</w:t>
+        <w:t>- Changed backend documents to `.uml`</w:t>
       </w:r>
     </w:p>
     <w:p>
@@ -1368,10 +1287,10 @@
         <w:pStyle w:val="Heading2"/>
       </w:pPr>
       <w:r>
-        <w:t>11/1</w:t>
+        <w:t>11/</w:t>
       </w:r>
       <w:r>
-        <w:t>8</w:t>
+        <w:t>17</w:t>
       </w:r>
       <w:r>
         <w:t>/2025</w:t>
@@ -1379,10 +1298,34 @@
     </w:p>
     <w:p>
       <w:r>
-        <w:t xml:space="preserve">- </w:t>
+        <w:t xml:space="preserve">- Held </w:t>
       </w:r>
       <w:r>
-        <w:t>Complete test for GeoTiff Generation</w:t>
+        <w:t>1-on-1 meeting with Terry Soule.</w:t>
+      </w:r>
+    </w:p>
+    <w:p>
+      <w:r>
+        <w:t>- Discussed next steps to create a way to input location/parse data from it.</w:t>
+      </w:r>
+    </w:p>
+    <w:p>
+      <w:pPr>
+        <w:pStyle w:val="Heading2"/>
+      </w:pPr>
+      <w:r>
+        <w:t>11/</w:t>
+      </w:r>
+      <w:r>
+        <w:t>25</w:t>
+      </w:r>
+      <w:r>
+        <w:t>/2025</w:t>
+      </w:r>
+    </w:p>
+    <w:p>
+      <w:r>
+        <w:t>- Complete test for GeoTiff Generation in generator.py</w:t>
       </w:r>
     </w:p>
     <w:p>
